--- a/documenten/Briefpapier PJ Professionals BV.docx
+++ b/documenten/Briefpapier PJ Professionals BV.docx
@@ -21,16 +21,16 @@
         <w:tc>
           <w:tcPr>
             <w:tcMar>
-              <w:top w:type="dxa" w:w="40"/>
+              <w:top w:type="dxa" w:w="20"/>
               <w:left w:type="dxa" w:w="150"/>
-              <w:bottom w:type="dxa" w:w="40"/>
+              <w:bottom w:type="dxa" w:w="20"/>
               <w:right w:type="dxa" w:w="150"/>
             </w:tcMar>
             <w:vAlign w:val="top"/>
           </w:tcPr>
           <w:p>
             <w:pPr>
-              <w:spacing w:after="0" w:before="0"/>
+              <w:spacing w:after="0" w:before="0" w:line="210" w:lineRule="exact"/>
             </w:pPr>
             <w:sdt>
               <w:sdtPr>
@@ -71,16 +71,16 @@
         <w:tc>
           <w:tcPr>
             <w:tcMar>
-              <w:top w:type="dxa" w:w="40"/>
+              <w:top w:type="dxa" w:w="20"/>
               <w:left w:type="dxa" w:w="150"/>
-              <w:bottom w:type="dxa" w:w="40"/>
+              <w:bottom w:type="dxa" w:w="20"/>
               <w:right w:type="dxa" w:w="150"/>
             </w:tcMar>
             <w:vAlign w:val="top"/>
           </w:tcPr>
           <w:p>
             <w:pPr>
-              <w:spacing w:after="0" w:before="0"/>
+              <w:spacing w:after="0" w:before="0" w:line="210" w:lineRule="exact"/>
             </w:pPr>
             <w:sdt>
               <w:sdtPr>
@@ -121,16 +121,16 @@
         <w:tc>
           <w:tcPr>
             <w:tcMar>
-              <w:top w:type="dxa" w:w="40"/>
+              <w:top w:type="dxa" w:w="20"/>
               <w:left w:type="dxa" w:w="150"/>
-              <w:bottom w:type="dxa" w:w="40"/>
+              <w:bottom w:type="dxa" w:w="20"/>
               <w:right w:type="dxa" w:w="150"/>
             </w:tcMar>
             <w:vAlign w:val="top"/>
           </w:tcPr>
           <w:p>
             <w:pPr>
-              <w:spacing w:after="0" w:before="0"/>
+              <w:spacing w:after="0" w:before="0" w:line="210" w:lineRule="exact"/>
             </w:pPr>
             <w:sdt>
               <w:sdtPr>
